--- a/עבודה-חוברת/תוצר/מבוא-והצעות-שינוי-לאישור.docx
+++ b/עבודה-חוברת/תוצר/מבוא-והצעות-שינוי-לאישור.docx
@@ -6,7 +6,6 @@
       <w:pPr>
         <w:pStyle w:val="Heading1"/>
         <w:bidi w:val="1"/>
-        <w:jc w:val="right"/>
       </w:pPr>
       <w:r>
         <w:rPr>
@@ -19,7 +18,6 @@
       <w:pPr>
         <w:pStyle w:val="Heading2"/>
         <w:bidi w:val="1"/>
-        <w:jc w:val="right"/>
       </w:pPr>
       <w:r>
         <w:rPr>
@@ -32,7 +30,6 @@
       <w:pPr>
         <w:pStyle w:val="Heading3"/>
         <w:bidi w:val="1"/>
-        <w:jc w:val="right"/>
       </w:pPr>
       <w:r>
         <w:rPr>
@@ -44,7 +41,6 @@
     <w:p>
       <w:pPr>
         <w:bidi w:val="1"/>
-        <w:jc w:val="right"/>
       </w:pPr>
       <w:r>
         <w:rPr>
@@ -56,7 +52,6 @@
     <w:p>
       <w:pPr>
         <w:bidi w:val="1"/>
-        <w:jc w:val="right"/>
       </w:pPr>
       <w:r>
         <w:rPr>
@@ -68,7 +63,6 @@
     <w:p>
       <w:pPr>
         <w:bidi w:val="1"/>
-        <w:jc w:val="right"/>
       </w:pPr>
       <w:r>
         <w:rPr>
@@ -80,7 +74,6 @@
     <w:p>
       <w:pPr>
         <w:bidi w:val="1"/>
-        <w:jc w:val="right"/>
       </w:pPr>
       <w:r>
         <w:rPr>
@@ -92,7 +85,6 @@
     <w:p>
       <w:pPr>
         <w:bidi w:val="1"/>
-        <w:jc w:val="right"/>
       </w:pPr>
       <w:r>
         <w:rPr>
@@ -104,7 +96,6 @@
     <w:p>
       <w:pPr>
         <w:bidi w:val="1"/>
-        <w:jc w:val="right"/>
       </w:pPr>
       <w:r>
         <w:rPr>
@@ -116,7 +107,6 @@
     <w:p>
       <w:pPr>
         <w:bidi w:val="1"/>
-        <w:jc w:val="right"/>
       </w:pPr>
       <w:r>
         <w:rPr>
@@ -129,7 +119,6 @@
       <w:pPr>
         <w:pStyle w:val="Heading3"/>
         <w:bidi w:val="1"/>
-        <w:jc w:val="right"/>
       </w:pPr>
       <w:r>
         <w:rPr>
@@ -141,7 +130,6 @@
     <w:p>
       <w:pPr>
         <w:bidi w:val="1"/>
-        <w:jc w:val="right"/>
       </w:pPr>
       <w:r>
         <w:rPr>
@@ -153,7 +141,6 @@
     <w:p>
       <w:pPr>
         <w:bidi w:val="1"/>
-        <w:jc w:val="right"/>
       </w:pPr>
       <w:r>
         <w:rPr>
@@ -165,7 +152,6 @@
     <w:p>
       <w:pPr>
         <w:bidi w:val="1"/>
-        <w:jc w:val="right"/>
       </w:pPr>
       <w:r>
         <w:rPr>
@@ -177,7 +163,6 @@
     <w:p>
       <w:pPr>
         <w:bidi w:val="1"/>
-        <w:jc w:val="right"/>
       </w:pPr>
       <w:r>
         <w:rPr>
@@ -189,7 +174,6 @@
     <w:p>
       <w:pPr>
         <w:bidi w:val="1"/>
-        <w:jc w:val="right"/>
       </w:pPr>
       <w:r>
         <w:rPr>
@@ -201,7 +185,6 @@
     <w:p>
       <w:pPr>
         <w:bidi w:val="1"/>
-        <w:jc w:val="right"/>
       </w:pPr>
       <w:r>
         <w:rPr>
@@ -213,7 +196,6 @@
     <w:p>
       <w:pPr>
         <w:bidi w:val="1"/>
-        <w:jc w:val="right"/>
       </w:pPr>
       <w:r>
         <w:rPr>
@@ -225,7 +207,6 @@
     <w:p>
       <w:pPr>
         <w:bidi w:val="1"/>
-        <w:jc w:val="right"/>
       </w:pPr>
       <w:r>
         <w:rPr>
@@ -243,7 +224,6 @@
       <w:pPr>
         <w:pStyle w:val="Heading1"/>
         <w:bidi w:val="1"/>
-        <w:jc w:val="right"/>
       </w:pPr>
       <w:r>
         <w:rPr>
@@ -255,7 +235,6 @@
     <w:p>
       <w:pPr>
         <w:bidi w:val="1"/>
-        <w:jc w:val="right"/>
       </w:pPr>
       <w:r>
         <w:rPr>
@@ -268,7 +247,6 @@
       <w:pPr>
         <w:pStyle w:val="Heading2"/>
         <w:bidi w:val="1"/>
-        <w:jc w:val="right"/>
       </w:pPr>
       <w:r>
         <w:rPr>
@@ -280,7 +258,6 @@
     <w:p>
       <w:pPr>
         <w:bidi w:val="1"/>
-        <w:jc w:val="right"/>
       </w:pPr>
       <w:r>
         <w:rPr>
@@ -292,7 +269,6 @@
     <w:p>
       <w:pPr>
         <w:bidi w:val="1"/>
-        <w:jc w:val="right"/>
       </w:pPr>
       <w:r>
         <w:rPr>
@@ -304,7 +280,6 @@
     <w:p>
       <w:pPr>
         <w:bidi w:val="1"/>
-        <w:jc w:val="right"/>
       </w:pPr>
       <w:r>
         <w:rPr>
@@ -316,7 +291,6 @@
     <w:p>
       <w:pPr>
         <w:bidi w:val="1"/>
-        <w:jc w:val="right"/>
       </w:pPr>
       <w:r>
         <w:rPr>
@@ -329,7 +303,6 @@
       <w:pPr>
         <w:pStyle w:val="Heading2"/>
         <w:bidi w:val="1"/>
-        <w:jc w:val="right"/>
       </w:pPr>
       <w:r>
         <w:rPr>
@@ -341,7 +314,6 @@
     <w:p>
       <w:pPr>
         <w:bidi w:val="1"/>
-        <w:jc w:val="right"/>
       </w:pPr>
       <w:r>
         <w:rPr>
@@ -353,7 +325,6 @@
     <w:p>
       <w:pPr>
         <w:bidi w:val="1"/>
-        <w:jc w:val="right"/>
       </w:pPr>
       <w:r>
         <w:rPr>
@@ -365,7 +336,6 @@
     <w:p>
       <w:pPr>
         <w:bidi w:val="1"/>
-        <w:jc w:val="right"/>
       </w:pPr>
       <w:r>
         <w:rPr>
@@ -377,7 +347,6 @@
     <w:p>
       <w:pPr>
         <w:bidi w:val="1"/>
-        <w:jc w:val="right"/>
       </w:pPr>
       <w:r>
         <w:rPr>
@@ -390,7 +359,6 @@
       <w:pPr>
         <w:pStyle w:val="Heading2"/>
         <w:bidi w:val="1"/>
-        <w:jc w:val="right"/>
       </w:pPr>
       <w:r>
         <w:rPr>
@@ -402,7 +370,6 @@
     <w:p>
       <w:pPr>
         <w:bidi w:val="1"/>
-        <w:jc w:val="right"/>
       </w:pPr>
       <w:r>
         <w:rPr>
@@ -414,7 +381,6 @@
     <w:p>
       <w:pPr>
         <w:bidi w:val="1"/>
-        <w:jc w:val="right"/>
       </w:pPr>
       <w:r>
         <w:rPr>
@@ -426,7 +392,6 @@
     <w:p>
       <w:pPr>
         <w:bidi w:val="1"/>
-        <w:jc w:val="right"/>
       </w:pPr>
       <w:r>
         <w:rPr>
@@ -438,7 +403,6 @@
     <w:p>
       <w:pPr>
         <w:bidi w:val="1"/>
-        <w:jc w:val="right"/>
       </w:pPr>
       <w:r>
         <w:rPr>
@@ -451,7 +415,6 @@
       <w:pPr>
         <w:pStyle w:val="Heading2"/>
         <w:bidi w:val="1"/>
-        <w:jc w:val="right"/>
       </w:pPr>
       <w:r>
         <w:rPr>
@@ -463,7 +426,6 @@
     <w:p>
       <w:pPr>
         <w:bidi w:val="1"/>
-        <w:jc w:val="right"/>
       </w:pPr>
       <w:r>
         <w:rPr>
@@ -475,7 +437,6 @@
     <w:p>
       <w:pPr>
         <w:bidi w:val="1"/>
-        <w:jc w:val="right"/>
       </w:pPr>
       <w:r>
         <w:rPr>
@@ -487,7 +448,6 @@
     <w:p>
       <w:pPr>
         <w:bidi w:val="1"/>
-        <w:jc w:val="right"/>
       </w:pPr>
       <w:r>
         <w:rPr>
@@ -499,7 +459,6 @@
     <w:p>
       <w:pPr>
         <w:bidi w:val="1"/>
-        <w:jc w:val="right"/>
       </w:pPr>
       <w:r>
         <w:rPr>
@@ -511,7 +470,6 @@
     <w:p>
       <w:pPr>
         <w:bidi w:val="1"/>
-        <w:jc w:val="right"/>
       </w:pPr>
       <w:r>
         <w:rPr>
@@ -526,6 +484,7 @@
       <w:pgMar w:top="1440" w:right="1800" w:bottom="1440" w:left="1800" w:header="720" w:footer="720" w:gutter="0"/>
       <w:cols w:space="720"/>
       <w:docGrid w:linePitch="360"/>
+      <w:bidi/>
     </w:sectPr>
   </w:body>
 </w:document>
@@ -541,6 +500,9 @@
     </w:pPr>
     <w:fldSimple w:instr=" PAGE \* MERGEFORMAT ">
       <w:r>
+        <w:rPr>
+          <w:rFonts w:ascii="David" w:hAnsi="David" w:cs="David"/>
+        </w:rPr>
         <w:t>1</w:t>
       </w:r>
     </w:fldSimple>
@@ -982,12 +944,10 @@
     <w:rPr>
       <w:rFonts w:asciiTheme="majorHAnsi" w:eastAsiaTheme="majorEastAsia" w:hAnsiTheme="majorHAnsi" w:cstheme="majorBidi" w:ascii="David" w:hAnsi="David" w:cs="David"/>
       <w:b/>
-      <w:bCs/>
+      <w:bCs w:val="1"/>
       <w:color w:val="365F91" w:themeColor="accent1" w:themeShade="BF"/>
       <w:sz w:val="40"/>
-      <w:szCs w:val="28"/>
       <w:szCs w:val="40"/>
-      <w:bCs w:val="1"/>
     </w:rPr>
   </w:style>
   <w:style w:type="paragraph" w:styleId="Heading2">
@@ -1009,12 +969,10 @@
     <w:rPr>
       <w:rFonts w:asciiTheme="majorHAnsi" w:eastAsiaTheme="majorEastAsia" w:hAnsiTheme="majorHAnsi" w:cstheme="majorBidi" w:ascii="David" w:hAnsi="David" w:cs="David"/>
       <w:b/>
-      <w:bCs/>
+      <w:bCs w:val="1"/>
       <w:color w:val="4F81BD" w:themeColor="accent1"/>
       <w:sz w:val="32"/>
-      <w:szCs w:val="26"/>
       <w:szCs w:val="32"/>
-      <w:bCs w:val="1"/>
     </w:rPr>
   </w:style>
   <w:style w:type="paragraph" w:styleId="Heading3">
@@ -1036,11 +994,10 @@
     <w:rPr>
       <w:rFonts w:asciiTheme="majorHAnsi" w:eastAsiaTheme="majorEastAsia" w:hAnsiTheme="majorHAnsi" w:cstheme="majorBidi" w:ascii="David" w:hAnsi="David" w:cs="David"/>
       <w:b/>
-      <w:bCs/>
+      <w:bCs w:val="1"/>
       <w:color w:val="4F81BD" w:themeColor="accent1"/>
       <w:sz w:val="28"/>
       <w:szCs w:val="28"/>
-      <w:bCs w:val="1"/>
     </w:rPr>
   </w:style>
   <w:style w:type="paragraph" w:styleId="Heading4">
@@ -1456,8 +1413,14 @@
       <w:numPr>
         <w:numId w:val="1"/>
       </w:numPr>
+      <w:bidi w:val="1"/>
       <w:contextualSpacing/>
     </w:pPr>
+    <w:rPr>
+      <w:rFonts w:ascii="David" w:hAnsi="David" w:cs="David"/>
+      <w:sz w:val="24"/>
+      <w:szCs w:val="24"/>
+    </w:rPr>
   </w:style>
   <w:style w:type="paragraph" w:styleId="ListBullet2">
     <w:name w:val="List Bullet 2"/>

--- a/עבודה-חוברת/תוצר/מבוא-והצעות-שינוי-לאישור.docx
+++ b/עבודה-חוברת/תוצר/מבוא-והצעות-שינוי-לאישור.docx
@@ -722,10 +722,12 @@
         <w:sz w:val="22"/>
         <w:szCs w:val="22"/>
         <w:lang w:val="en-US" w:eastAsia="en-US" w:bidi="ar-SA"/>
+        <w:rtl/>
       </w:rPr>
     </w:rPrDefault>
     <w:pPrDefault>
       <w:pPr>
+        <w:bidi/>
         <w:spacing w:after="200" w:line="276" w:lineRule="auto"/>
       </w:pPr>
     </w:pPrDefault>

--- a/עבודה-חוברת/תוצר/מבוא-והצעות-שינוי-לאישור.docx
+++ b/עבודה-חוברת/תוצר/מבוא-והצעות-שינוי-לאישור.docx
@@ -6,6 +6,7 @@
       <w:pPr>
         <w:pStyle w:val="Heading1"/>
         <w:bidi w:val="1"/>
+        <w:jc w:val="center"/>
       </w:pPr>
       <w:r>
         <w:rPr>
@@ -18,6 +19,7 @@
       <w:pPr>
         <w:pStyle w:val="Heading2"/>
         <w:bidi w:val="1"/>
+        <w:jc w:val="center"/>
       </w:pPr>
       <w:r>
         <w:rPr>
@@ -30,6 +32,7 @@
       <w:pPr>
         <w:pStyle w:val="Heading3"/>
         <w:bidi w:val="1"/>
+        <w:jc w:val="center"/>
       </w:pPr>
       <w:r>
         <w:rPr>
@@ -41,6 +44,7 @@
     <w:p>
       <w:pPr>
         <w:bidi w:val="1"/>
+        <w:jc w:val="both"/>
       </w:pPr>
       <w:r>
         <w:rPr>
@@ -52,6 +56,7 @@
     <w:p>
       <w:pPr>
         <w:bidi w:val="1"/>
+        <w:jc w:val="both"/>
       </w:pPr>
       <w:r>
         <w:rPr>
@@ -63,6 +68,7 @@
     <w:p>
       <w:pPr>
         <w:bidi w:val="1"/>
+        <w:jc w:val="both"/>
       </w:pPr>
       <w:r>
         <w:rPr>
@@ -74,6 +80,7 @@
     <w:p>
       <w:pPr>
         <w:bidi w:val="1"/>
+        <w:jc w:val="both"/>
       </w:pPr>
       <w:r>
         <w:rPr>
@@ -85,6 +92,7 @@
     <w:p>
       <w:pPr>
         <w:bidi w:val="1"/>
+        <w:jc w:val="both"/>
       </w:pPr>
       <w:r>
         <w:rPr>
@@ -96,6 +104,7 @@
     <w:p>
       <w:pPr>
         <w:bidi w:val="1"/>
+        <w:jc w:val="both"/>
       </w:pPr>
       <w:r>
         <w:rPr>
@@ -107,6 +116,7 @@
     <w:p>
       <w:pPr>
         <w:bidi w:val="1"/>
+        <w:jc w:val="both"/>
       </w:pPr>
       <w:r>
         <w:rPr>
@@ -119,6 +129,7 @@
       <w:pPr>
         <w:pStyle w:val="Heading3"/>
         <w:bidi w:val="1"/>
+        <w:jc w:val="center"/>
       </w:pPr>
       <w:r>
         <w:rPr>
@@ -130,6 +141,7 @@
     <w:p>
       <w:pPr>
         <w:bidi w:val="1"/>
+        <w:jc w:val="both"/>
       </w:pPr>
       <w:r>
         <w:rPr>
@@ -141,6 +153,7 @@
     <w:p>
       <w:pPr>
         <w:bidi w:val="1"/>
+        <w:jc w:val="both"/>
       </w:pPr>
       <w:r>
         <w:rPr>
@@ -152,6 +165,7 @@
     <w:p>
       <w:pPr>
         <w:bidi w:val="1"/>
+        <w:jc w:val="both"/>
       </w:pPr>
       <w:r>
         <w:rPr>
@@ -163,6 +177,7 @@
     <w:p>
       <w:pPr>
         <w:bidi w:val="1"/>
+        <w:jc w:val="both"/>
       </w:pPr>
       <w:r>
         <w:rPr>
@@ -174,6 +189,7 @@
     <w:p>
       <w:pPr>
         <w:bidi w:val="1"/>
+        <w:jc w:val="both"/>
       </w:pPr>
       <w:r>
         <w:rPr>
@@ -185,6 +201,7 @@
     <w:p>
       <w:pPr>
         <w:bidi w:val="1"/>
+        <w:jc w:val="both"/>
       </w:pPr>
       <w:r>
         <w:rPr>
@@ -196,6 +213,7 @@
     <w:p>
       <w:pPr>
         <w:bidi w:val="1"/>
+        <w:jc w:val="both"/>
       </w:pPr>
       <w:r>
         <w:rPr>
@@ -207,6 +225,7 @@
     <w:p>
       <w:pPr>
         <w:bidi w:val="1"/>
+        <w:jc w:val="both"/>
       </w:pPr>
       <w:r>
         <w:rPr>
@@ -224,6 +243,7 @@
       <w:pPr>
         <w:pStyle w:val="Heading1"/>
         <w:bidi w:val="1"/>
+        <w:jc w:val="center"/>
       </w:pPr>
       <w:r>
         <w:rPr>
@@ -235,6 +255,7 @@
     <w:p>
       <w:pPr>
         <w:bidi w:val="1"/>
+        <w:jc w:val="both"/>
       </w:pPr>
       <w:r>
         <w:rPr>
@@ -247,6 +268,7 @@
       <w:pPr>
         <w:pStyle w:val="Heading2"/>
         <w:bidi w:val="1"/>
+        <w:jc w:val="center"/>
       </w:pPr>
       <w:r>
         <w:rPr>
@@ -258,6 +280,7 @@
     <w:p>
       <w:pPr>
         <w:bidi w:val="1"/>
+        <w:jc w:val="both"/>
       </w:pPr>
       <w:r>
         <w:rPr>
@@ -269,6 +292,7 @@
     <w:p>
       <w:pPr>
         <w:bidi w:val="1"/>
+        <w:jc w:val="both"/>
       </w:pPr>
       <w:r>
         <w:rPr>
@@ -280,6 +304,7 @@
     <w:p>
       <w:pPr>
         <w:bidi w:val="1"/>
+        <w:jc w:val="both"/>
       </w:pPr>
       <w:r>
         <w:rPr>
@@ -291,6 +316,7 @@
     <w:p>
       <w:pPr>
         <w:bidi w:val="1"/>
+        <w:jc w:val="both"/>
       </w:pPr>
       <w:r>
         <w:rPr>
@@ -303,6 +329,7 @@
       <w:pPr>
         <w:pStyle w:val="Heading2"/>
         <w:bidi w:val="1"/>
+        <w:jc w:val="center"/>
       </w:pPr>
       <w:r>
         <w:rPr>
@@ -314,6 +341,7 @@
     <w:p>
       <w:pPr>
         <w:bidi w:val="1"/>
+        <w:jc w:val="both"/>
       </w:pPr>
       <w:r>
         <w:rPr>
@@ -325,6 +353,7 @@
     <w:p>
       <w:pPr>
         <w:bidi w:val="1"/>
+        <w:jc w:val="both"/>
       </w:pPr>
       <w:r>
         <w:rPr>
@@ -336,6 +365,7 @@
     <w:p>
       <w:pPr>
         <w:bidi w:val="1"/>
+        <w:jc w:val="both"/>
       </w:pPr>
       <w:r>
         <w:rPr>
@@ -347,6 +377,7 @@
     <w:p>
       <w:pPr>
         <w:bidi w:val="1"/>
+        <w:jc w:val="both"/>
       </w:pPr>
       <w:r>
         <w:rPr>
@@ -359,6 +390,7 @@
       <w:pPr>
         <w:pStyle w:val="Heading2"/>
         <w:bidi w:val="1"/>
+        <w:jc w:val="center"/>
       </w:pPr>
       <w:r>
         <w:rPr>
@@ -370,6 +402,7 @@
     <w:p>
       <w:pPr>
         <w:bidi w:val="1"/>
+        <w:jc w:val="both"/>
       </w:pPr>
       <w:r>
         <w:rPr>
@@ -381,6 +414,7 @@
     <w:p>
       <w:pPr>
         <w:bidi w:val="1"/>
+        <w:jc w:val="both"/>
       </w:pPr>
       <w:r>
         <w:rPr>
@@ -392,6 +426,7 @@
     <w:p>
       <w:pPr>
         <w:bidi w:val="1"/>
+        <w:jc w:val="both"/>
       </w:pPr>
       <w:r>
         <w:rPr>
@@ -403,6 +438,7 @@
     <w:p>
       <w:pPr>
         <w:bidi w:val="1"/>
+        <w:jc w:val="both"/>
       </w:pPr>
       <w:r>
         <w:rPr>
@@ -415,6 +451,7 @@
       <w:pPr>
         <w:pStyle w:val="Heading2"/>
         <w:bidi w:val="1"/>
+        <w:jc w:val="center"/>
       </w:pPr>
       <w:r>
         <w:rPr>
@@ -426,6 +463,7 @@
     <w:p>
       <w:pPr>
         <w:bidi w:val="1"/>
+        <w:jc w:val="both"/>
       </w:pPr>
       <w:r>
         <w:rPr>
@@ -437,6 +475,7 @@
     <w:p>
       <w:pPr>
         <w:bidi w:val="1"/>
+        <w:jc w:val="both"/>
       </w:pPr>
       <w:r>
         <w:rPr>
@@ -448,6 +487,7 @@
     <w:p>
       <w:pPr>
         <w:bidi w:val="1"/>
+        <w:jc w:val="both"/>
       </w:pPr>
       <w:r>
         <w:rPr>
@@ -459,6 +499,7 @@
     <w:p>
       <w:pPr>
         <w:bidi w:val="1"/>
+        <w:jc w:val="both"/>
       </w:pPr>
       <w:r>
         <w:rPr>
@@ -470,6 +511,7 @@
     <w:p>
       <w:pPr>
         <w:bidi w:val="1"/>
+        <w:jc w:val="both"/>
       </w:pPr>
       <w:r>
         <w:rPr>

--- a/עבודה-חוברת/תוצר/מבוא-והצעות-שינוי-לאישור.docx
+++ b/עבודה-חוברת/תוצר/מבוא-והצעות-שינוי-לאישור.docx
@@ -44,7 +44,6 @@
     <w:p>
       <w:pPr>
         <w:bidi w:val="1"/>
-        <w:jc w:val="both"/>
       </w:pPr>
       <w:r>
         <w:rPr>
@@ -56,7 +55,6 @@
     <w:p>
       <w:pPr>
         <w:bidi w:val="1"/>
-        <w:jc w:val="both"/>
       </w:pPr>
       <w:r>
         <w:rPr>
@@ -68,7 +66,6 @@
     <w:p>
       <w:pPr>
         <w:bidi w:val="1"/>
-        <w:jc w:val="both"/>
       </w:pPr>
       <w:r>
         <w:rPr>
@@ -80,7 +77,6 @@
     <w:p>
       <w:pPr>
         <w:bidi w:val="1"/>
-        <w:jc w:val="both"/>
       </w:pPr>
       <w:r>
         <w:rPr>
@@ -92,7 +88,6 @@
     <w:p>
       <w:pPr>
         <w:bidi w:val="1"/>
-        <w:jc w:val="both"/>
       </w:pPr>
       <w:r>
         <w:rPr>
@@ -104,7 +99,6 @@
     <w:p>
       <w:pPr>
         <w:bidi w:val="1"/>
-        <w:jc w:val="both"/>
       </w:pPr>
       <w:r>
         <w:rPr>
@@ -116,7 +110,6 @@
     <w:p>
       <w:pPr>
         <w:bidi w:val="1"/>
-        <w:jc w:val="both"/>
       </w:pPr>
       <w:r>
         <w:rPr>
@@ -141,7 +134,6 @@
     <w:p>
       <w:pPr>
         <w:bidi w:val="1"/>
-        <w:jc w:val="both"/>
       </w:pPr>
       <w:r>
         <w:rPr>
@@ -153,7 +145,6 @@
     <w:p>
       <w:pPr>
         <w:bidi w:val="1"/>
-        <w:jc w:val="both"/>
       </w:pPr>
       <w:r>
         <w:rPr>
@@ -165,7 +156,6 @@
     <w:p>
       <w:pPr>
         <w:bidi w:val="1"/>
-        <w:jc w:val="both"/>
       </w:pPr>
       <w:r>
         <w:rPr>
@@ -177,7 +167,6 @@
     <w:p>
       <w:pPr>
         <w:bidi w:val="1"/>
-        <w:jc w:val="both"/>
       </w:pPr>
       <w:r>
         <w:rPr>
@@ -189,7 +178,6 @@
     <w:p>
       <w:pPr>
         <w:bidi w:val="1"/>
-        <w:jc w:val="both"/>
       </w:pPr>
       <w:r>
         <w:rPr>
@@ -201,7 +189,6 @@
     <w:p>
       <w:pPr>
         <w:bidi w:val="1"/>
-        <w:jc w:val="both"/>
       </w:pPr>
       <w:r>
         <w:rPr>
@@ -213,7 +200,6 @@
     <w:p>
       <w:pPr>
         <w:bidi w:val="1"/>
-        <w:jc w:val="both"/>
       </w:pPr>
       <w:r>
         <w:rPr>
@@ -225,7 +211,6 @@
     <w:p>
       <w:pPr>
         <w:bidi w:val="1"/>
-        <w:jc w:val="both"/>
       </w:pPr>
       <w:r>
         <w:rPr>
@@ -255,7 +240,6 @@
     <w:p>
       <w:pPr>
         <w:bidi w:val="1"/>
-        <w:jc w:val="both"/>
       </w:pPr>
       <w:r>
         <w:rPr>
@@ -280,7 +264,6 @@
     <w:p>
       <w:pPr>
         <w:bidi w:val="1"/>
-        <w:jc w:val="both"/>
       </w:pPr>
       <w:r>
         <w:rPr>
@@ -292,7 +275,6 @@
     <w:p>
       <w:pPr>
         <w:bidi w:val="1"/>
-        <w:jc w:val="both"/>
       </w:pPr>
       <w:r>
         <w:rPr>
@@ -304,7 +286,6 @@
     <w:p>
       <w:pPr>
         <w:bidi w:val="1"/>
-        <w:jc w:val="both"/>
       </w:pPr>
       <w:r>
         <w:rPr>
@@ -316,7 +297,6 @@
     <w:p>
       <w:pPr>
         <w:bidi w:val="1"/>
-        <w:jc w:val="both"/>
       </w:pPr>
       <w:r>
         <w:rPr>
@@ -341,7 +321,6 @@
     <w:p>
       <w:pPr>
         <w:bidi w:val="1"/>
-        <w:jc w:val="both"/>
       </w:pPr>
       <w:r>
         <w:rPr>
@@ -353,7 +332,6 @@
     <w:p>
       <w:pPr>
         <w:bidi w:val="1"/>
-        <w:jc w:val="both"/>
       </w:pPr>
       <w:r>
         <w:rPr>
@@ -365,7 +343,6 @@
     <w:p>
       <w:pPr>
         <w:bidi w:val="1"/>
-        <w:jc w:val="both"/>
       </w:pPr>
       <w:r>
         <w:rPr>
@@ -377,7 +354,6 @@
     <w:p>
       <w:pPr>
         <w:bidi w:val="1"/>
-        <w:jc w:val="both"/>
       </w:pPr>
       <w:r>
         <w:rPr>
@@ -402,7 +378,6 @@
     <w:p>
       <w:pPr>
         <w:bidi w:val="1"/>
-        <w:jc w:val="both"/>
       </w:pPr>
       <w:r>
         <w:rPr>
@@ -414,7 +389,6 @@
     <w:p>
       <w:pPr>
         <w:bidi w:val="1"/>
-        <w:jc w:val="both"/>
       </w:pPr>
       <w:r>
         <w:rPr>
@@ -426,7 +400,6 @@
     <w:p>
       <w:pPr>
         <w:bidi w:val="1"/>
-        <w:jc w:val="both"/>
       </w:pPr>
       <w:r>
         <w:rPr>
@@ -438,7 +411,6 @@
     <w:p>
       <w:pPr>
         <w:bidi w:val="1"/>
-        <w:jc w:val="both"/>
       </w:pPr>
       <w:r>
         <w:rPr>
@@ -463,7 +435,6 @@
     <w:p>
       <w:pPr>
         <w:bidi w:val="1"/>
-        <w:jc w:val="both"/>
       </w:pPr>
       <w:r>
         <w:rPr>
@@ -475,7 +446,6 @@
     <w:p>
       <w:pPr>
         <w:bidi w:val="1"/>
-        <w:jc w:val="both"/>
       </w:pPr>
       <w:r>
         <w:rPr>
@@ -487,7 +457,6 @@
     <w:p>
       <w:pPr>
         <w:bidi w:val="1"/>
-        <w:jc w:val="both"/>
       </w:pPr>
       <w:r>
         <w:rPr>
@@ -499,7 +468,6 @@
     <w:p>
       <w:pPr>
         <w:bidi w:val="1"/>
-        <w:jc w:val="both"/>
       </w:pPr>
       <w:r>
         <w:rPr>
@@ -511,7 +479,6 @@
     <w:p>
       <w:pPr>
         <w:bidi w:val="1"/>
-        <w:jc w:val="both"/>
       </w:pPr>
       <w:r>
         <w:rPr>
